--- a/wzory/08-Lista-akcjonariuszy-do-sadu-WZOR.docx
+++ b/wzory/08-Lista-akcjonariuszy-do-sadu-WZOR.docx
@@ -625,7 +625,7 @@
           <w:sz w:val="24"/>
           <w:u w:val="none"/>
         </w:rPr>
-        <w:t xml:space="preserve">Rejestr akcjonariuszy spółki prowadzi Kancelaria Notarialna Notariusza </w:t>
+        <w:t xml:space="preserve">Rejestr akcjonariuszy spółki prowadzi Kancelaria Notarialna, notariusz: </w:t>
       </w:r>
       <w:r>
         <w:rPr>
@@ -635,7 +635,7 @@
           <w:sz w:val="24"/>
           <w:u w:val="none"/>
         </w:rPr>
-        <w:t>{{notariusz_dopelniacz}}</w:t>
+        <w:t>{{notariusz_mianownik}}</w:t>
       </w:r>
       <w:r>
         <w:rPr>
@@ -645,7 +645,7 @@
           <w:sz w:val="24"/>
           <w:u w:val="none"/>
         </w:rPr>
-        <w:t xml:space="preserve">, ulica </w:t>
+        <w:t xml:space="preserve">, adres: ulica </w:t>
       </w:r>
       <w:r>
         <w:rPr>
